--- a/0-Entrega/Manual_de_instalación.docx
+++ b/0-Entrega/Manual_de_instalación.docx
@@ -61,6 +61,56 @@
           <w:szCs w:val="26"/>
         </w:rPr>
         <w:t xml:space="preserve"> Desktop Modeler</w:t>
+      </w:r>
+    </w:p>
+    <w:p>
+      <w:pPr>
+        <w:spacing w:before="380" w:after="200"/>
+        <w:rPr>
+          <w:b/>
+          <w:bCs/>
+          <w:sz w:val="26"/>
+          <w:szCs w:val="26"/>
+        </w:rPr>
+      </w:pPr>
+      <w:r>
+        <w:rPr>
+          <w:b/>
+          <w:bCs/>
+          <w:sz w:val="26"/>
+          <w:szCs w:val="26"/>
+        </w:rPr>
+        <w:t>Ver video en:</w:t>
+      </w:r>
+      <w:r>
+        <w:rPr>
+          <w:b/>
+          <w:bCs/>
+          <w:sz w:val="26"/>
+          <w:szCs w:val="26"/>
+        </w:rPr>
+        <w:t xml:space="preserve"> </w:t>
+      </w:r>
+      <w:hyperlink r:id="rId5" w:history="1">
+        <w:r>
+          <w:rPr>
+            <w:rStyle w:val="Hipervnculo"/>
+            <w:b/>
+            <w:bCs/>
+            <w:sz w:val="26"/>
+            <w:szCs w:val="26"/>
+          </w:rPr>
+          <w:t>https://drive.google.com/file/d/1E8ollSt8F8lrlXEspN_Pz8nPYjCwccMU/view?usp=drive_link</w:t>
+        </w:r>
+      </w:hyperlink>
+      <w:r>
+        <w:rPr>
+          <w:b/>
+          <w:bCs/>
+          <w:sz w:val="26"/>
+          <w:szCs w:val="26"/>
+        </w:rPr>
+        <w:t xml:space="preserve"> </w:t>
       </w:r>
     </w:p>
     <w:p>
@@ -100,12 +150,6 @@
         <w:gridCol w:w="5160"/>
       </w:tblGrid>
       <w:tr>
-        <w:tblPrEx>
-          <w:tblCellMar>
-            <w:top w:w="0" w:type="dxa"/>
-            <w:bottom w:w="0" w:type="dxa"/>
-          </w:tblCellMar>
-        </w:tblPrEx>
         <w:trPr>
           <w:tblHeader/>
         </w:trPr>
@@ -183,12 +227,6 @@
         </w:tc>
       </w:tr>
       <w:tr>
-        <w:tblPrEx>
-          <w:tblCellMar>
-            <w:top w:w="0" w:type="dxa"/>
-            <w:bottom w:w="0" w:type="dxa"/>
-          </w:tblCellMar>
-        </w:tblPrEx>
         <w:tc>
           <w:tcPr>
             <w:tcW w:w="2000" w:type="dxa"/>
@@ -386,8 +424,8 @@
           <w:lang w:val="en-US"/>
         </w:rPr>
         <w:br/>
-        <w:t>Java(TM) SE Runtime Environment (build 21.0.6+8-LTS-188)</w:t>
-      </w:r>
+      </w:r>
+      <w:proofErr w:type="gramStart"/>
       <w:r>
         <w:rPr>
           <w:rFonts w:ascii="Consolas" w:eastAsia="Consolas" w:hAnsi="Consolas" w:cs="Consolas"/>
@@ -395,10 +433,9 @@
           <w:szCs w:val="19"/>
           <w:lang w:val="en-US"/>
         </w:rPr>
-        <w:br/>
-        <w:t xml:space="preserve">Java </w:t>
-      </w:r>
-      <w:proofErr w:type="spellStart"/>
+        <w:t>Java(</w:t>
+      </w:r>
+      <w:proofErr w:type="gramEnd"/>
       <w:r>
         <w:rPr>
           <w:rFonts w:ascii="Consolas" w:eastAsia="Consolas" w:hAnsi="Consolas" w:cs="Consolas"/>
@@ -406,9 +443,8 @@
           <w:szCs w:val="19"/>
           <w:lang w:val="en-US"/>
         </w:rPr>
-        <w:t>HotSpot</w:t>
-      </w:r>
-      <w:proofErr w:type="spellEnd"/>
+        <w:t>TM) SE Runtime Environment (build 21.0.6+8-LTS-188)</w:t>
+      </w:r>
       <w:r>
         <w:rPr>
           <w:rFonts w:ascii="Consolas" w:eastAsia="Consolas" w:hAnsi="Consolas" w:cs="Consolas"/>
@@ -416,7 +452,39 @@
           <w:szCs w:val="19"/>
           <w:lang w:val="en-US"/>
         </w:rPr>
-        <w:t>(TM) 64-Bit Server VM (build 21.0.6+8-LTS-188, mixed mode, sharing)</w:t>
+        <w:br/>
+        <w:t xml:space="preserve">Java </w:t>
+      </w:r>
+      <w:proofErr w:type="spellStart"/>
+      <w:proofErr w:type="gramStart"/>
+      <w:r>
+        <w:rPr>
+          <w:rFonts w:ascii="Consolas" w:eastAsia="Consolas" w:hAnsi="Consolas" w:cs="Consolas"/>
+          <w:sz w:val="19"/>
+          <w:szCs w:val="19"/>
+          <w:lang w:val="en-US"/>
+        </w:rPr>
+        <w:t>HotSpot</w:t>
+      </w:r>
+      <w:proofErr w:type="spellEnd"/>
+      <w:r>
+        <w:rPr>
+          <w:rFonts w:ascii="Consolas" w:eastAsia="Consolas" w:hAnsi="Consolas" w:cs="Consolas"/>
+          <w:sz w:val="19"/>
+          <w:szCs w:val="19"/>
+          <w:lang w:val="en-US"/>
+        </w:rPr>
+        <w:t>(</w:t>
+      </w:r>
+      <w:proofErr w:type="gramEnd"/>
+      <w:r>
+        <w:rPr>
+          <w:rFonts w:ascii="Consolas" w:eastAsia="Consolas" w:hAnsi="Consolas" w:cs="Consolas"/>
+          <w:sz w:val="19"/>
+          <w:szCs w:val="19"/>
+          <w:lang w:val="en-US"/>
+        </w:rPr>
+        <w:t>TM) 64-Bit Server VM (build 21.0.6+8-LTS-188, mixed mode, sharing)</w:t>
       </w:r>
     </w:p>
     <w:p>
@@ -560,7 +628,7 @@
                     </pic:cNvPicPr>
                   </pic:nvPicPr>
                   <pic:blipFill>
-                    <a:blip r:embed="rId5"/>
+                    <a:blip r:embed="rId6"/>
                     <a:srcRect/>
                     <a:stretch>
                       <a:fillRect/>
@@ -617,6 +685,7 @@
           <w:sz w:val="26"/>
           <w:szCs w:val="26"/>
         </w:rPr>
+        <w:lastRenderedPageBreak/>
         <w:t xml:space="preserve">3. Arrancar </w:t>
       </w:r>
       <w:proofErr w:type="spellStart"/>
@@ -669,7 +738,6 @@
           <w:sz w:val="19"/>
           <w:szCs w:val="19"/>
         </w:rPr>
-        <w:lastRenderedPageBreak/>
         <w:t>cd "C:\Users\&lt;usuario&gt;\Downloads\camunda8-run-8.9-windows-x86_64\c8run-8.9.17"</w:t>
       </w:r>
     </w:p>
@@ -840,6 +908,14 @@
           <w:lang w:val="en-US"/>
         </w:rPr>
         <w:br/>
+      </w:r>
+      <w:r>
+        <w:rPr>
+          <w:rFonts w:ascii="Consolas" w:eastAsia="Consolas" w:hAnsi="Consolas" w:cs="Consolas"/>
+          <w:sz w:val="19"/>
+          <w:szCs w:val="19"/>
+          <w:lang w:val="en-US"/>
+        </w:rPr>
         <w:t>Login with:</w:t>
       </w:r>
       <w:r>
@@ -956,12 +1032,6 @@
         <w:gridCol w:w="5560"/>
       </w:tblGrid>
       <w:tr>
-        <w:tblPrEx>
-          <w:tblCellMar>
-            <w:top w:w="0" w:type="dxa"/>
-            <w:bottom w:w="0" w:type="dxa"/>
-          </w:tblCellMar>
-        </w:tblPrEx>
         <w:trPr>
           <w:tblHeader/>
         </w:trPr>
@@ -1039,12 +1109,6 @@
         </w:tc>
       </w:tr>
       <w:tr>
-        <w:tblPrEx>
-          <w:tblCellMar>
-            <w:top w:w="0" w:type="dxa"/>
-            <w:bottom w:w="0" w:type="dxa"/>
-          </w:tblCellMar>
-        </w:tblPrEx>
         <w:tc>
           <w:tcPr>
             <w:tcW w:w="1500" w:type="dxa"/>
@@ -1082,7 +1146,7 @@
             <w:vAlign w:val="center"/>
           </w:tcPr>
           <w:p>
-            <w:hyperlink r:id="rId6" w:history="1">
+            <w:hyperlink r:id="rId7" w:history="1">
               <w:r>
                 <w:rPr>
                   <w:rStyle w:val="Hipervnculo"/>
@@ -1138,7 +1202,7 @@
                           </pic:cNvPicPr>
                         </pic:nvPicPr>
                         <pic:blipFill>
-                          <a:blip r:embed="rId7"/>
+                          <a:blip r:embed="rId8"/>
                           <a:srcRect/>
                           <a:stretch>
                             <a:fillRect/>
@@ -1163,12 +1227,6 @@
         </w:tc>
       </w:tr>
       <w:tr>
-        <w:tblPrEx>
-          <w:tblCellMar>
-            <w:top w:w="0" w:type="dxa"/>
-            <w:bottom w:w="0" w:type="dxa"/>
-          </w:tblCellMar>
-        </w:tblPrEx>
         <w:tc>
           <w:tcPr>
             <w:tcW w:w="1500" w:type="dxa"/>
@@ -1206,7 +1264,7 @@
             <w:vAlign w:val="center"/>
           </w:tcPr>
           <w:p>
-            <w:hyperlink r:id="rId8" w:history="1">
+            <w:hyperlink r:id="rId9" w:history="1">
               <w:r>
                 <w:rPr>
                   <w:rStyle w:val="Hipervnculo"/>
@@ -1262,7 +1320,7 @@
                           </pic:cNvPicPr>
                         </pic:nvPicPr>
                         <pic:blipFill>
-                          <a:blip r:embed="rId9"/>
+                          <a:blip r:embed="rId10"/>
                           <a:srcRect/>
                           <a:stretch>
                             <a:fillRect/>
@@ -1287,12 +1345,6 @@
         </w:tc>
       </w:tr>
       <w:tr>
-        <w:tblPrEx>
-          <w:tblCellMar>
-            <w:top w:w="0" w:type="dxa"/>
-            <w:bottom w:w="0" w:type="dxa"/>
-          </w:tblCellMar>
-        </w:tblPrEx>
         <w:tc>
           <w:tcPr>
             <w:tcW w:w="1500" w:type="dxa"/>
@@ -1330,7 +1382,7 @@
             <w:vAlign w:val="center"/>
           </w:tcPr>
           <w:p>
-            <w:hyperlink r:id="rId10" w:history="1">
+            <w:hyperlink r:id="rId11" w:history="1">
               <w:r>
                 <w:rPr>
                   <w:rStyle w:val="Hipervnculo"/>
@@ -1386,7 +1438,7 @@
                           </pic:cNvPicPr>
                         </pic:nvPicPr>
                         <pic:blipFill>
-                          <a:blip r:embed="rId11"/>
+                          <a:blip r:embed="rId12"/>
                           <a:srcRect/>
                           <a:stretch>
                             <a:fillRect/>
@@ -1455,17 +1507,7 @@
           <w:sz w:val="26"/>
           <w:szCs w:val="26"/>
         </w:rPr>
-        <w:lastRenderedPageBreak/>
-        <w:t xml:space="preserve">5. </w:t>
-      </w:r>
-      <w:r>
-        <w:rPr>
-          <w:b/>
-          <w:bCs/>
-          <w:sz w:val="26"/>
-          <w:szCs w:val="26"/>
-        </w:rPr>
-        <w:t xml:space="preserve"> Instalar </w:t>
+        <w:t xml:space="preserve">5.  Instalar </w:t>
       </w:r>
       <w:proofErr w:type="spellStart"/>
       <w:r>
@@ -1523,165 +1565,6 @@
             <wp:extent cx="5334000" cy="2571750"/>
             <wp:effectExtent l="0" t="0" r="0" b="0"/>
             <wp:docPr id="1795426222" name="Imagen 1795426222"/>
-            <wp:cNvGraphicFramePr>
-              <a:graphicFrameLocks xmlns:a="http://schemas.openxmlformats.org/drawingml/2006/main" noChangeAspect="1"/>
-            </wp:cNvGraphicFramePr>
-            <a:graphic xmlns:a="http://schemas.openxmlformats.org/drawingml/2006/main">
-              <a:graphicData uri="http://schemas.openxmlformats.org/drawingml/2006/picture">
-                <pic:pic xmlns:pic="http://schemas.openxmlformats.org/drawingml/2006/picture">
-                  <pic:nvPicPr>
-                    <pic:cNvPr id="0" name=""/>
-                    <pic:cNvPicPr>
-                      <a:picLocks noChangeAspect="1" noChangeArrowheads="1"/>
-                    </pic:cNvPicPr>
-                  </pic:nvPicPr>
-                  <pic:blipFill>
-                    <a:blip r:embed="rId12"/>
-                    <a:srcRect/>
-                    <a:stretch>
-                      <a:fillRect/>
-                    </a:stretch>
-                  </pic:blipFill>
-                  <pic:spPr bwMode="auto">
-                    <a:xfrm>
-                      <a:off x="0" y="0"/>
-                      <a:ext cx="5334000" cy="2571750"/>
-                    </a:xfrm>
-                    <a:prstGeom prst="rect">
-                      <a:avLst/>
-                    </a:prstGeom>
-                  </pic:spPr>
-                </pic:pic>
-              </a:graphicData>
-            </a:graphic>
-          </wp:inline>
-        </w:drawing>
-      </w:r>
-    </w:p>
-    <w:p>
-      <w:pPr>
-        <w:spacing w:after="160"/>
-      </w:pPr>
-      <w:r>
-        <w:rPr>
-          <w:sz w:val="22"/>
-          <w:szCs w:val="22"/>
-        </w:rPr>
-        <w:t xml:space="preserve">En esta página se debe elegir el sistema operativo y descargar únicamente el "Desktop </w:t>
-      </w:r>
-      <w:proofErr w:type="spellStart"/>
-      <w:r>
-        <w:rPr>
-          <w:sz w:val="22"/>
-          <w:szCs w:val="22"/>
-        </w:rPr>
-        <w:t>Modeler</w:t>
-      </w:r>
-      <w:proofErr w:type="spellEnd"/>
-      <w:r>
-        <w:rPr>
-          <w:sz w:val="22"/>
-          <w:szCs w:val="22"/>
-        </w:rPr>
-        <w:t>".</w:t>
-      </w:r>
-    </w:p>
-    <w:p>
-      <w:pPr>
-        <w:spacing w:after="160"/>
-      </w:pPr>
-      <w:r>
-        <w:rPr>
-          <w:sz w:val="22"/>
-          <w:szCs w:val="22"/>
-        </w:rPr>
-        <w:t xml:space="preserve">Una vez descargado se descomprime y abre la carpeta, dentro buscamos el archivo .exe y lo ejecutamos. Es posible que el explorador de Windows no muestre </w:t>
-      </w:r>
-      <w:proofErr w:type="spellStart"/>
-      <w:r>
-        <w:rPr>
-          <w:sz w:val="22"/>
-          <w:szCs w:val="22"/>
-        </w:rPr>
-        <w:t>el</w:t>
-      </w:r>
-      <w:proofErr w:type="spellEnd"/>
-      <w:r>
-        <w:rPr>
-          <w:sz w:val="22"/>
-          <w:szCs w:val="22"/>
-        </w:rPr>
-        <w:t xml:space="preserve"> .exe, por lo que vamos a buscar el archivo llamado "</w:t>
-      </w:r>
-      <w:proofErr w:type="spellStart"/>
-      <w:r>
-        <w:rPr>
-          <w:sz w:val="22"/>
-          <w:szCs w:val="22"/>
-        </w:rPr>
-        <w:t>Camunda</w:t>
-      </w:r>
-      <w:proofErr w:type="spellEnd"/>
-      <w:r>
-        <w:rPr>
-          <w:sz w:val="22"/>
-          <w:szCs w:val="22"/>
-        </w:rPr>
-        <w:t xml:space="preserve"> </w:t>
-      </w:r>
-      <w:proofErr w:type="spellStart"/>
-      <w:r>
-        <w:rPr>
-          <w:sz w:val="22"/>
-          <w:szCs w:val="22"/>
-        </w:rPr>
-        <w:t>Modeler</w:t>
-      </w:r>
-      <w:proofErr w:type="spellEnd"/>
-      <w:r>
-        <w:rPr>
-          <w:sz w:val="22"/>
-          <w:szCs w:val="22"/>
-        </w:rPr>
-        <w:t>" con tipo "</w:t>
-      </w:r>
-      <w:proofErr w:type="spellStart"/>
-      <w:r>
-        <w:rPr>
-          <w:sz w:val="22"/>
-          <w:szCs w:val="22"/>
-        </w:rPr>
-        <w:t>Application</w:t>
-      </w:r>
-      <w:proofErr w:type="spellEnd"/>
-      <w:r>
-        <w:rPr>
-          <w:sz w:val="22"/>
-          <w:szCs w:val="22"/>
-        </w:rPr>
-        <w:t>" es el ejecutable correcto: doble clic para instalarlo/abrirlo.</w:t>
-      </w:r>
-    </w:p>
-    <w:p>
-      <w:pPr>
-        <w:spacing w:before="140" w:after="220"/>
-        <w:jc w:val="center"/>
-      </w:pPr>
-    </w:p>
-    <w:p>
-      <w:pPr>
-        <w:spacing w:before="140" w:after="220"/>
-        <w:jc w:val="center"/>
-      </w:pPr>
-      <w:r>
-        <w:rPr>
-          <w:noProof/>
-        </w:rPr>
-        <w:drawing>
-          <wp:inline distT="0" distB="0" distL="0" distR="0" wp14:anchorId="5B068011" wp14:editId="236BFE12">
-            <wp:extent cx="5334000" cy="3448050"/>
-            <wp:effectExtent l="0" t="0" r="0" b="0"/>
-            <wp:docPr id="1582836136" name="Imagen 1582836136"/>
             <wp:cNvGraphicFramePr>
               <a:graphicFrameLocks xmlns:a="http://schemas.openxmlformats.org/drawingml/2006/main" noChangeAspect="1"/>
             </wp:cNvGraphicFramePr>
@@ -1704,7 +1587,7 @@
                   <pic:spPr bwMode="auto">
                     <a:xfrm>
                       <a:off x="0" y="0"/>
-                      <a:ext cx="5334000" cy="3448050"/>
+                      <a:ext cx="5334000" cy="2571750"/>
                     </a:xfrm>
                     <a:prstGeom prst="rect">
                       <a:avLst/>
@@ -1726,8 +1609,7 @@
           <w:sz w:val="22"/>
           <w:szCs w:val="22"/>
         </w:rPr>
-        <w:lastRenderedPageBreak/>
-        <w:t xml:space="preserve">Al abrir la aplicación por primera vez, la pantalla de bienvenida ofrece crear diagramas para </w:t>
+        <w:t xml:space="preserve">En esta página se debe elegir el sistema operativo y descargar únicamente el "Desktop </w:t>
       </w:r>
       <w:proofErr w:type="spellStart"/>
       <w:r>
@@ -1735,6 +1617,50 @@
           <w:sz w:val="22"/>
           <w:szCs w:val="22"/>
         </w:rPr>
+        <w:t>Modeler</w:t>
+      </w:r>
+      <w:proofErr w:type="spellEnd"/>
+      <w:r>
+        <w:rPr>
+          <w:sz w:val="22"/>
+          <w:szCs w:val="22"/>
+        </w:rPr>
+        <w:t>".</w:t>
+      </w:r>
+    </w:p>
+    <w:p>
+      <w:pPr>
+        <w:spacing w:after="160"/>
+      </w:pPr>
+      <w:r>
+        <w:rPr>
+          <w:sz w:val="22"/>
+          <w:szCs w:val="22"/>
+        </w:rPr>
+        <w:t xml:space="preserve">Una vez descargado se descomprime y abre la carpeta, dentro buscamos el archivo .exe y lo ejecutamos. Es posible que el explorador de Windows no muestre </w:t>
+      </w:r>
+      <w:proofErr w:type="spellStart"/>
+      <w:r>
+        <w:rPr>
+          <w:sz w:val="22"/>
+          <w:szCs w:val="22"/>
+        </w:rPr>
+        <w:t>el</w:t>
+      </w:r>
+      <w:proofErr w:type="spellEnd"/>
+      <w:r>
+        <w:rPr>
+          <w:sz w:val="22"/>
+          <w:szCs w:val="22"/>
+        </w:rPr>
+        <w:t xml:space="preserve"> .exe, por lo que vamos a buscar el archivo llamado "</w:t>
+      </w:r>
+      <w:proofErr w:type="spellStart"/>
+      <w:r>
+        <w:rPr>
+          <w:sz w:val="22"/>
+          <w:szCs w:val="22"/>
+        </w:rPr>
         <w:t>Camunda</w:t>
       </w:r>
       <w:proofErr w:type="spellEnd"/>
@@ -1743,7 +1669,7 @@
           <w:sz w:val="22"/>
           <w:szCs w:val="22"/>
         </w:rPr>
-        <w:t xml:space="preserve"> 8 o </w:t>
+        <w:t xml:space="preserve"> </w:t>
       </w:r>
       <w:proofErr w:type="spellStart"/>
       <w:r>
@@ -1751,7 +1677,7 @@
           <w:sz w:val="22"/>
           <w:szCs w:val="22"/>
         </w:rPr>
-        <w:t>Camunda</w:t>
+        <w:t>Modeler</w:t>
       </w:r>
       <w:proofErr w:type="spellEnd"/>
       <w:r>
@@ -1759,7 +1685,7 @@
           <w:sz w:val="22"/>
           <w:szCs w:val="22"/>
         </w:rPr>
-        <w:t xml:space="preserve"> 7. Para este proyecto, usar siempre la columna </w:t>
+        <w:t>" con tipo "</w:t>
       </w:r>
       <w:proofErr w:type="spellStart"/>
       <w:r>
@@ -1767,7 +1693,7 @@
           <w:sz w:val="22"/>
           <w:szCs w:val="22"/>
         </w:rPr>
-        <w:t>Camunda</w:t>
+        <w:t>Application</w:t>
       </w:r>
       <w:proofErr w:type="spellEnd"/>
       <w:r>
@@ -1775,23 +1701,7 @@
           <w:sz w:val="22"/>
           <w:szCs w:val="22"/>
         </w:rPr>
-        <w:t xml:space="preserve"> 8. Para este caso elegir la opción de BPMN </w:t>
-      </w:r>
-      <w:proofErr w:type="spellStart"/>
-      <w:r>
-        <w:rPr>
-          <w:sz w:val="22"/>
-          <w:szCs w:val="22"/>
-        </w:rPr>
-        <w:t>diagram</w:t>
-      </w:r>
-      <w:proofErr w:type="spellEnd"/>
-      <w:r>
-        <w:rPr>
-          <w:sz w:val="22"/>
-          <w:szCs w:val="22"/>
-        </w:rPr>
-        <w:t>.</w:t>
+        <w:t>" es el ejecutable correcto: doble clic para instalarlo/abrirlo.</w:t>
       </w:r>
     </w:p>
     <w:p>
@@ -1799,15 +1709,22 @@
         <w:spacing w:before="140" w:after="220"/>
         <w:jc w:val="center"/>
       </w:pPr>
+    </w:p>
+    <w:p>
+      <w:pPr>
+        <w:spacing w:before="140" w:after="220"/>
+        <w:jc w:val="center"/>
+      </w:pPr>
       <w:r>
         <w:rPr>
           <w:noProof/>
         </w:rPr>
+        <w:lastRenderedPageBreak/>
         <w:drawing>
-          <wp:inline distT="0" distB="0" distL="0" distR="0" wp14:anchorId="00FEAF9E" wp14:editId="45A3E0EB">
-            <wp:extent cx="5334000" cy="3571875"/>
+          <wp:inline distT="0" distB="0" distL="0" distR="0" wp14:anchorId="5B068011" wp14:editId="236BFE12">
+            <wp:extent cx="5334000" cy="3448050"/>
             <wp:effectExtent l="0" t="0" r="0" b="0"/>
-            <wp:docPr id="1355138764" name="Imagen 1355138764"/>
+            <wp:docPr id="1582836136" name="Imagen 1582836136"/>
             <wp:cNvGraphicFramePr>
               <a:graphicFrameLocks xmlns:a="http://schemas.openxmlformats.org/drawingml/2006/main" noChangeAspect="1"/>
             </wp:cNvGraphicFramePr>
@@ -1830,6 +1747,131 @@
                   <pic:spPr bwMode="auto">
                     <a:xfrm>
                       <a:off x="0" y="0"/>
+                      <a:ext cx="5334000" cy="3448050"/>
+                    </a:xfrm>
+                    <a:prstGeom prst="rect">
+                      <a:avLst/>
+                    </a:prstGeom>
+                  </pic:spPr>
+                </pic:pic>
+              </a:graphicData>
+            </a:graphic>
+          </wp:inline>
+        </w:drawing>
+      </w:r>
+    </w:p>
+    <w:p>
+      <w:pPr>
+        <w:spacing w:after="160"/>
+      </w:pPr>
+      <w:r>
+        <w:rPr>
+          <w:sz w:val="22"/>
+          <w:szCs w:val="22"/>
+        </w:rPr>
+        <w:t xml:space="preserve">Al abrir la aplicación por primera vez, la pantalla de bienvenida ofrece crear diagramas para </w:t>
+      </w:r>
+      <w:proofErr w:type="spellStart"/>
+      <w:r>
+        <w:rPr>
+          <w:sz w:val="22"/>
+          <w:szCs w:val="22"/>
+        </w:rPr>
+        <w:t>Camunda</w:t>
+      </w:r>
+      <w:proofErr w:type="spellEnd"/>
+      <w:r>
+        <w:rPr>
+          <w:sz w:val="22"/>
+          <w:szCs w:val="22"/>
+        </w:rPr>
+        <w:t xml:space="preserve"> 8 o </w:t>
+      </w:r>
+      <w:proofErr w:type="spellStart"/>
+      <w:r>
+        <w:rPr>
+          <w:sz w:val="22"/>
+          <w:szCs w:val="22"/>
+        </w:rPr>
+        <w:t>Camunda</w:t>
+      </w:r>
+      <w:proofErr w:type="spellEnd"/>
+      <w:r>
+        <w:rPr>
+          <w:sz w:val="22"/>
+          <w:szCs w:val="22"/>
+        </w:rPr>
+        <w:t xml:space="preserve"> 7. Para este proyecto, usar siempre la columna </w:t>
+      </w:r>
+      <w:proofErr w:type="spellStart"/>
+      <w:r>
+        <w:rPr>
+          <w:sz w:val="22"/>
+          <w:szCs w:val="22"/>
+        </w:rPr>
+        <w:t>Camunda</w:t>
+      </w:r>
+      <w:proofErr w:type="spellEnd"/>
+      <w:r>
+        <w:rPr>
+          <w:sz w:val="22"/>
+          <w:szCs w:val="22"/>
+        </w:rPr>
+        <w:t xml:space="preserve"> 8. Para este caso elegir la opción de BPMN </w:t>
+      </w:r>
+      <w:proofErr w:type="spellStart"/>
+      <w:r>
+        <w:rPr>
+          <w:sz w:val="22"/>
+          <w:szCs w:val="22"/>
+        </w:rPr>
+        <w:t>diagram</w:t>
+      </w:r>
+      <w:proofErr w:type="spellEnd"/>
+      <w:r>
+        <w:rPr>
+          <w:sz w:val="22"/>
+          <w:szCs w:val="22"/>
+        </w:rPr>
+        <w:t>.</w:t>
+      </w:r>
+    </w:p>
+    <w:p>
+      <w:pPr>
+        <w:spacing w:before="140" w:after="220"/>
+        <w:jc w:val="center"/>
+      </w:pPr>
+      <w:r>
+        <w:rPr>
+          <w:noProof/>
+        </w:rPr>
+        <w:drawing>
+          <wp:inline distT="0" distB="0" distL="0" distR="0" wp14:anchorId="00FEAF9E" wp14:editId="45A3E0EB">
+            <wp:extent cx="5334000" cy="3571875"/>
+            <wp:effectExtent l="0" t="0" r="0" b="0"/>
+            <wp:docPr id="1355138764" name="Imagen 1355138764"/>
+            <wp:cNvGraphicFramePr>
+              <a:graphicFrameLocks xmlns:a="http://schemas.openxmlformats.org/drawingml/2006/main" noChangeAspect="1"/>
+            </wp:cNvGraphicFramePr>
+            <a:graphic xmlns:a="http://schemas.openxmlformats.org/drawingml/2006/main">
+              <a:graphicData uri="http://schemas.openxmlformats.org/drawingml/2006/picture">
+                <pic:pic xmlns:pic="http://schemas.openxmlformats.org/drawingml/2006/picture">
+                  <pic:nvPicPr>
+                    <pic:cNvPr id="0" name=""/>
+                    <pic:cNvPicPr>
+                      <a:picLocks noChangeAspect="1" noChangeArrowheads="1"/>
+                    </pic:cNvPicPr>
+                  </pic:nvPicPr>
+                  <pic:blipFill>
+                    <a:blip r:embed="rId15"/>
+                    <a:srcRect/>
+                    <a:stretch>
+                      <a:fillRect/>
+                    </a:stretch>
+                  </pic:blipFill>
+                  <pic:spPr bwMode="auto">
+                    <a:xfrm>
+                      <a:off x="0" y="0"/>
                       <a:ext cx="5334000" cy="3571875"/>
                     </a:xfrm>
                     <a:prstGeom prst="rect">
@@ -1864,6 +1906,7 @@
         <w:rPr>
           <w:noProof/>
         </w:rPr>
+        <w:lastRenderedPageBreak/>
         <w:drawing>
           <wp:inline distT="0" distB="0" distL="0" distR="0" wp14:anchorId="3AF86AC5" wp14:editId="6724CCDF">
             <wp:extent cx="5334000" cy="2533650"/>
@@ -1882,7 +1925,7 @@
                     </pic:cNvPicPr>
                   </pic:nvPicPr>
                   <pic:blipFill>
-                    <a:blip r:embed="rId15"/>
+                    <a:blip r:embed="rId16"/>
                     <a:srcRect/>
                     <a:stretch>
                       <a:fillRect/>
